--- a/Knowledge/3-Work knowledge/1-Software Engineering/1-Software Engineering Fundamentals/5-My Source/4-Networks Devices/7-Bridge.docx
+++ b/Knowledge/3-Work knowledge/1-Software Engineering/1-Software Engineering Fundamentals/5-My Source/4-Networks Devices/7-Bridge.docx
@@ -4,44 +4,28 @@
   <w:body>
     <w:p>
       <w:pPr>
-        <w:keepNext/>
-        <w:keepLines/>
-        <w:spacing w:before="400" w:after="120" w:line="276" w:lineRule="auto"/>
-        <w:outlineLvl w:val="0"/>
-        <w:rPr>
-          <w:rFonts w:ascii="Arial" w:eastAsia="Arial" w:hAnsi="Arial" w:cs="Arial"/>
-          <w:kern w:val="0"/>
-          <w:sz w:val="40"/>
-          <w:szCs w:val="40"/>
-          <w:lang w:val="en"/>
-          <w14:ligatures w14:val="none"/>
+        <w:pStyle w:val="Heading1"/>
+        <w:rPr>
+          <w:rFonts w:eastAsia="Arial"/>
+          <w:lang w:val="en"/>
         </w:rPr>
       </w:pPr>
       <w:bookmarkStart w:id="0" w:name="_d7iiruvk8bm2" w:colFirst="0" w:colLast="0"/>
       <w:bookmarkEnd w:id="0"/>
       <w:r>
         <w:rPr>
-          <w:rFonts w:ascii="Arial" w:eastAsia="Arial" w:hAnsi="Arial" w:cs="Arial"/>
-          <w:kern w:val="0"/>
-          <w:sz w:val="40"/>
-          <w:szCs w:val="40"/>
-          <w:lang w:val="en"/>
-          <w14:ligatures w14:val="none"/>
+          <w:rFonts w:eastAsia="Arial"/>
+          <w:lang w:val="en"/>
         </w:rPr>
         <w:t>Bridge</w:t>
       </w:r>
     </w:p>
     <w:p>
       <w:pPr>
-        <w:spacing w:before="280" w:after="120" w:line="276" w:lineRule="auto"/>
-        <w:outlineLvl w:val="1"/>
-        <w:rPr>
-          <w:rFonts w:ascii="Arial" w:eastAsia="Arial" w:hAnsi="Arial" w:cs="Arial"/>
-          <w:kern w:val="0"/>
-          <w:sz w:val="32"/>
-          <w:szCs w:val="32"/>
-          <w:lang w:val="en"/>
-          <w14:ligatures w14:val="none"/>
+        <w:pStyle w:val="Heading2"/>
+        <w:rPr>
+          <w:rFonts w:eastAsia="Arial"/>
+          <w:lang w:val="en"/>
         </w:rPr>
       </w:pPr>
       <w:bookmarkStart w:id="1" w:name="_xg8g5bf9hkyi" w:colFirst="0" w:colLast="0"/>
@@ -49,22 +33,14 @@
       <w:r>
         <w:rPr>
           <w:rFonts w:ascii="Segoe UI Emoji" w:eastAsia="Arial" w:hAnsi="Segoe UI Emoji" w:cs="Segoe UI Emoji"/>
-          <w:kern w:val="0"/>
-          <w:sz w:val="32"/>
-          <w:szCs w:val="32"/>
-          <w:lang w:val="en"/>
-          <w14:ligatures w14:val="none"/>
+          <w:lang w:val="en"/>
         </w:rPr>
         <w:t>🌉</w:t>
       </w:r>
       <w:r>
         <w:rPr>
-          <w:rFonts w:ascii="Arial" w:eastAsia="Arial" w:hAnsi="Arial" w:cs="Arial"/>
-          <w:kern w:val="0"/>
-          <w:sz w:val="32"/>
-          <w:szCs w:val="32"/>
-          <w:lang w:val="en"/>
-          <w14:ligatures w14:val="none"/>
+          <w:rFonts w:eastAsia="Arial"/>
+          <w:lang w:val="en"/>
         </w:rPr>
         <w:t xml:space="preserve"> What is a Bridge in Networking?</w:t>
       </w:r>
@@ -106,6 +82,7 @@
         </w:rPr>
         <w:t xml:space="preserve">: </w:t>
       </w:r>
+      <w:proofErr w:type="spellStart"/>
       <w:r>
         <w:rPr>
           <w:rFonts w:ascii="Arial" w:eastAsia="Arial" w:hAnsi="Arial" w:cs="Arial"/>
@@ -117,7 +94,21 @@
           <w:lang w:val="en"/>
           <w14:ligatures w14:val="none"/>
         </w:rPr>
-        <w:t>Chatgpt (GPT</w:t>
+        <w:t>Chatgpt</w:t>
+      </w:r>
+      <w:proofErr w:type="spellEnd"/>
+      <w:r>
+        <w:rPr>
+          <w:rFonts w:ascii="Arial" w:eastAsia="Arial" w:hAnsi="Arial" w:cs="Arial"/>
+          <w:b/>
+          <w:kern w:val="0"/>
+          <w:sz w:val="22"/>
+          <w:szCs w:val="22"/>
+          <w:highlight w:val="darkGray"/>
+          <w:lang w:val="en"/>
+          <w14:ligatures w14:val="none"/>
+        </w:rPr>
+        <w:t xml:space="preserve"> (GPT</w:t>
       </w:r>
       <w:r>
         <w:rPr>
@@ -362,15 +353,10 @@
     </w:p>
     <w:p>
       <w:pPr>
-        <w:spacing w:before="280" w:after="120" w:line="276" w:lineRule="auto"/>
-        <w:outlineLvl w:val="1"/>
-        <w:rPr>
-          <w:rFonts w:ascii="Arial" w:eastAsia="Arial" w:hAnsi="Arial" w:cs="Arial"/>
-          <w:kern w:val="0"/>
-          <w:sz w:val="32"/>
-          <w:szCs w:val="32"/>
-          <w:lang w:val="en"/>
-          <w14:ligatures w14:val="none"/>
+        <w:pStyle w:val="Heading2"/>
+        <w:rPr>
+          <w:rFonts w:eastAsia="Arial"/>
+          <w:lang w:val="en"/>
         </w:rPr>
       </w:pPr>
       <w:bookmarkStart w:id="2" w:name="_u7f30tou82z2" w:colFirst="0" w:colLast="0"/>
@@ -378,22 +364,14 @@
       <w:r>
         <w:rPr>
           <w:rFonts w:ascii="Segoe UI Emoji" w:eastAsia="Arial" w:hAnsi="Segoe UI Emoji" w:cs="Segoe UI Emoji"/>
-          <w:kern w:val="0"/>
-          <w:sz w:val="32"/>
-          <w:szCs w:val="32"/>
-          <w:lang w:val="en"/>
-          <w14:ligatures w14:val="none"/>
+          <w:lang w:val="en"/>
         </w:rPr>
         <w:t>🔧</w:t>
       </w:r>
       <w:r>
         <w:rPr>
-          <w:rFonts w:ascii="Arial" w:eastAsia="Arial" w:hAnsi="Arial" w:cs="Arial"/>
-          <w:kern w:val="0"/>
-          <w:sz w:val="32"/>
-          <w:szCs w:val="32"/>
-          <w:lang w:val="en"/>
-          <w14:ligatures w14:val="none"/>
+          <w:rFonts w:eastAsia="Arial"/>
+          <w:lang w:val="en"/>
         </w:rPr>
         <w:t xml:space="preserve"> What a Bridge Does</w:t>
       </w:r>
@@ -435,6 +413,7 @@
         </w:rPr>
         <w:t xml:space="preserve">: </w:t>
       </w:r>
+      <w:proofErr w:type="spellStart"/>
       <w:r>
         <w:rPr>
           <w:rFonts w:ascii="Arial" w:eastAsia="Arial" w:hAnsi="Arial" w:cs="Arial"/>
@@ -446,7 +425,21 @@
           <w:lang w:val="en"/>
           <w14:ligatures w14:val="none"/>
         </w:rPr>
-        <w:t>Chatgpt (GPT</w:t>
+        <w:t>Chatgpt</w:t>
+      </w:r>
+      <w:proofErr w:type="spellEnd"/>
+      <w:r>
+        <w:rPr>
+          <w:rFonts w:ascii="Arial" w:eastAsia="Arial" w:hAnsi="Arial" w:cs="Arial"/>
+          <w:b/>
+          <w:kern w:val="0"/>
+          <w:sz w:val="22"/>
+          <w:szCs w:val="22"/>
+          <w:highlight w:val="darkGray"/>
+          <w:lang w:val="en"/>
+          <w14:ligatures w14:val="none"/>
+        </w:rPr>
+        <w:t xml:space="preserve"> (GPT</w:t>
       </w:r>
       <w:r>
         <w:rPr>
@@ -968,6 +961,7 @@
                 <w:lang w:val="en"/>
                 <w14:ligatures w14:val="none"/>
               </w:rPr>
+              <w:lastRenderedPageBreak/>
               <w:t>Learns MAC Addresses</w:t>
             </w:r>
           </w:p>
@@ -1041,15 +1035,10 @@
     </w:p>
     <w:p>
       <w:pPr>
-        <w:spacing w:before="280" w:after="120" w:line="276" w:lineRule="auto"/>
-        <w:outlineLvl w:val="1"/>
-        <w:rPr>
-          <w:rFonts w:ascii="Arial" w:eastAsia="Arial" w:hAnsi="Arial" w:cs="Arial"/>
-          <w:kern w:val="0"/>
-          <w:sz w:val="32"/>
-          <w:szCs w:val="32"/>
-          <w:lang w:val="en"/>
-          <w14:ligatures w14:val="none"/>
+        <w:pStyle w:val="Heading2"/>
+        <w:rPr>
+          <w:rFonts w:eastAsia="Arial"/>
+          <w:lang w:val="en"/>
         </w:rPr>
       </w:pPr>
       <w:bookmarkStart w:id="3" w:name="_82f6e3ybevej" w:colFirst="0" w:colLast="0"/>
@@ -1057,22 +1046,14 @@
       <w:r>
         <w:rPr>
           <w:rFonts w:ascii="Segoe UI Emoji" w:eastAsia="Arial" w:hAnsi="Segoe UI Emoji" w:cs="Segoe UI Emoji"/>
-          <w:kern w:val="0"/>
-          <w:sz w:val="32"/>
-          <w:szCs w:val="32"/>
-          <w:lang w:val="en"/>
-          <w14:ligatures w14:val="none"/>
+          <w:lang w:val="en"/>
         </w:rPr>
         <w:t>📶</w:t>
       </w:r>
       <w:r>
         <w:rPr>
-          <w:rFonts w:ascii="Arial" w:eastAsia="Arial" w:hAnsi="Arial" w:cs="Arial"/>
-          <w:kern w:val="0"/>
-          <w:sz w:val="32"/>
-          <w:szCs w:val="32"/>
-          <w:lang w:val="en"/>
-          <w14:ligatures w14:val="none"/>
+          <w:rFonts w:eastAsia="Arial"/>
+          <w:lang w:val="en"/>
         </w:rPr>
         <w:t xml:space="preserve"> Basic Diagram</w:t>
       </w:r>
@@ -1114,6 +1095,7 @@
         </w:rPr>
         <w:t xml:space="preserve">: </w:t>
       </w:r>
+      <w:proofErr w:type="spellStart"/>
       <w:r>
         <w:rPr>
           <w:rFonts w:ascii="Arial" w:eastAsia="Arial" w:hAnsi="Arial" w:cs="Arial"/>
@@ -1125,7 +1107,21 @@
           <w:lang w:val="en"/>
           <w14:ligatures w14:val="none"/>
         </w:rPr>
-        <w:t>Chatgpt (GPT</w:t>
+        <w:t>Chatgpt</w:t>
+      </w:r>
+      <w:proofErr w:type="spellEnd"/>
+      <w:r>
+        <w:rPr>
+          <w:rFonts w:ascii="Arial" w:eastAsia="Arial" w:hAnsi="Arial" w:cs="Arial"/>
+          <w:b/>
+          <w:kern w:val="0"/>
+          <w:sz w:val="22"/>
+          <w:szCs w:val="22"/>
+          <w:highlight w:val="darkGray"/>
+          <w:lang w:val="en"/>
+          <w14:ligatures w14:val="none"/>
+        </w:rPr>
+        <w:t xml:space="preserve"> (GPT</w:t>
       </w:r>
       <w:r>
         <w:rPr>
@@ -1246,7 +1242,29 @@
           <w:lang w:val="en"/>
           <w14:ligatures w14:val="none"/>
         </w:rPr>
-        <w:t xml:space="preserve">  [LAN Segment A]     [LAN Segment B]</w:t>
+        <w:t xml:space="preserve">  [LAN Segment </w:t>
+      </w:r>
+      <w:proofErr w:type="gramStart"/>
+      <w:r>
+        <w:rPr>
+          <w:rFonts w:ascii="Roboto Mono" w:eastAsia="Roboto Mono" w:hAnsi="Roboto Mono" w:cs="Arial"/>
+          <w:kern w:val="0"/>
+          <w:szCs w:val="22"/>
+          <w:lang w:val="en"/>
+          <w14:ligatures w14:val="none"/>
+        </w:rPr>
+        <w:t xml:space="preserve">A]   </w:t>
+      </w:r>
+      <w:proofErr w:type="gramEnd"/>
+      <w:r>
+        <w:rPr>
+          <w:rFonts w:ascii="Roboto Mono" w:eastAsia="Roboto Mono" w:hAnsi="Roboto Mono" w:cs="Arial"/>
+          <w:kern w:val="0"/>
+          <w:szCs w:val="22"/>
+          <w:lang w:val="en"/>
+          <w14:ligatures w14:val="none"/>
+        </w:rPr>
+        <w:t xml:space="preserve">  [LAN Segment B]</w:t>
       </w:r>
     </w:p>
     <w:p>
@@ -1269,7 +1287,29 @@
           <w:lang w:val="en"/>
           <w14:ligatures w14:val="none"/>
         </w:rPr>
-        <w:t xml:space="preserve">   [PC1]---+             +---[PC3]</w:t>
+        <w:t xml:space="preserve">   [PC</w:t>
+      </w:r>
+      <w:proofErr w:type="gramStart"/>
+      <w:r>
+        <w:rPr>
+          <w:rFonts w:ascii="Roboto Mono" w:eastAsia="Roboto Mono" w:hAnsi="Roboto Mono" w:cs="Arial"/>
+          <w:kern w:val="0"/>
+          <w:szCs w:val="22"/>
+          <w:lang w:val="en"/>
+          <w14:ligatures w14:val="none"/>
+        </w:rPr>
+        <w:t>1]---</w:t>
+      </w:r>
+      <w:proofErr w:type="gramEnd"/>
+      <w:r>
+        <w:rPr>
+          <w:rFonts w:ascii="Roboto Mono" w:eastAsia="Roboto Mono" w:hAnsi="Roboto Mono" w:cs="Arial"/>
+          <w:kern w:val="0"/>
+          <w:szCs w:val="22"/>
+          <w:lang w:val="en"/>
+          <w14:ligatures w14:val="none"/>
+        </w:rPr>
+        <w:t>+             +---[PC3]</w:t>
       </w:r>
     </w:p>
     <w:p>
@@ -1315,7 +1355,29 @@
           <w:lang w:val="en"/>
           <w14:ligatures w14:val="none"/>
         </w:rPr>
-        <w:t xml:space="preserve">      [ Bridge ]------[PC2]</w:t>
+        <w:t xml:space="preserve">      [ </w:t>
+      </w:r>
+      <w:proofErr w:type="gramStart"/>
+      <w:r>
+        <w:rPr>
+          <w:rFonts w:ascii="Roboto Mono" w:eastAsia="Roboto Mono" w:hAnsi="Roboto Mono" w:cs="Arial"/>
+          <w:kern w:val="0"/>
+          <w:szCs w:val="22"/>
+          <w:lang w:val="en"/>
+          <w14:ligatures w14:val="none"/>
+        </w:rPr>
+        <w:t>Bridge ]</w:t>
+      </w:r>
+      <w:proofErr w:type="gramEnd"/>
+      <w:r>
+        <w:rPr>
+          <w:rFonts w:ascii="Roboto Mono" w:eastAsia="Roboto Mono" w:hAnsi="Roboto Mono" w:cs="Arial"/>
+          <w:kern w:val="0"/>
+          <w:szCs w:val="22"/>
+          <w:lang w:val="en"/>
+          <w14:ligatures w14:val="none"/>
+        </w:rPr>
+        <w:t>------[PC2]</w:t>
       </w:r>
     </w:p>
     <w:p>
@@ -1454,15 +1516,10 @@
     </w:p>
     <w:p>
       <w:pPr>
-        <w:spacing w:before="280" w:after="120" w:line="276" w:lineRule="auto"/>
-        <w:outlineLvl w:val="1"/>
-        <w:rPr>
-          <w:rFonts w:ascii="Arial" w:eastAsia="Arial" w:hAnsi="Arial" w:cs="Arial"/>
-          <w:kern w:val="0"/>
-          <w:sz w:val="32"/>
-          <w:szCs w:val="32"/>
-          <w:lang w:val="en"/>
-          <w14:ligatures w14:val="none"/>
+        <w:pStyle w:val="Heading2"/>
+        <w:rPr>
+          <w:rFonts w:eastAsia="Arial"/>
+          <w:lang w:val="en"/>
         </w:rPr>
       </w:pPr>
       <w:bookmarkStart w:id="4" w:name="_b3kavad8mhkn" w:colFirst="0" w:colLast="0"/>
@@ -1470,22 +1527,14 @@
       <w:r>
         <w:rPr>
           <w:rFonts w:ascii="Segoe UI Emoji" w:eastAsia="Arial" w:hAnsi="Segoe UI Emoji" w:cs="Segoe UI Emoji"/>
-          <w:kern w:val="0"/>
-          <w:sz w:val="32"/>
-          <w:szCs w:val="32"/>
-          <w:lang w:val="en"/>
-          <w14:ligatures w14:val="none"/>
+          <w:lang w:val="en"/>
         </w:rPr>
         <w:t>🧱</w:t>
       </w:r>
       <w:r>
         <w:rPr>
-          <w:rFonts w:ascii="Arial" w:eastAsia="Arial" w:hAnsi="Arial" w:cs="Arial"/>
-          <w:kern w:val="0"/>
-          <w:sz w:val="32"/>
-          <w:szCs w:val="32"/>
-          <w:lang w:val="en"/>
-          <w14:ligatures w14:val="none"/>
+          <w:rFonts w:eastAsia="Arial"/>
+          <w:lang w:val="en"/>
         </w:rPr>
         <w:t xml:space="preserve"> Where Bridges Are Used</w:t>
       </w:r>
@@ -1527,6 +1576,7 @@
         </w:rPr>
         <w:t xml:space="preserve">: </w:t>
       </w:r>
+      <w:proofErr w:type="spellStart"/>
       <w:r>
         <w:rPr>
           <w:rFonts w:ascii="Arial" w:eastAsia="Arial" w:hAnsi="Arial" w:cs="Arial"/>
@@ -1538,7 +1588,21 @@
           <w:lang w:val="en"/>
           <w14:ligatures w14:val="none"/>
         </w:rPr>
-        <w:t>Chatgpt (GPT</w:t>
+        <w:t>Chatgpt</w:t>
+      </w:r>
+      <w:proofErr w:type="spellEnd"/>
+      <w:r>
+        <w:rPr>
+          <w:rFonts w:ascii="Arial" w:eastAsia="Arial" w:hAnsi="Arial" w:cs="Arial"/>
+          <w:b/>
+          <w:kern w:val="0"/>
+          <w:sz w:val="22"/>
+          <w:szCs w:val="22"/>
+          <w:highlight w:val="darkGray"/>
+          <w:lang w:val="en"/>
+          <w14:ligatures w14:val="none"/>
+        </w:rPr>
+        <w:t xml:space="preserve"> (GPT</w:t>
       </w:r>
       <w:r>
         <w:rPr>
@@ -1777,6 +1841,7 @@
           <w:lang w:val="en"/>
           <w14:ligatures w14:val="none"/>
         </w:rPr>
+        <w:lastRenderedPageBreak/>
         <w:pict w14:anchorId="298F9970">
           <v:rect id="_x0000_i1028" style="width:0;height:1.5pt" o:hralign="center" o:hrstd="t" o:hr="t" fillcolor="#a0a0a0" stroked="f"/>
         </w:pict>
@@ -1784,15 +1849,10 @@
     </w:p>
     <w:p>
       <w:pPr>
-        <w:spacing w:before="280" w:after="120" w:line="276" w:lineRule="auto"/>
-        <w:outlineLvl w:val="1"/>
-        <w:rPr>
-          <w:rFonts w:ascii="Arial" w:eastAsia="Arial" w:hAnsi="Arial" w:cs="Arial"/>
-          <w:kern w:val="0"/>
-          <w:sz w:val="32"/>
-          <w:szCs w:val="32"/>
-          <w:lang w:val="en"/>
-          <w14:ligatures w14:val="none"/>
+        <w:pStyle w:val="Heading2"/>
+        <w:rPr>
+          <w:rFonts w:eastAsia="Arial"/>
+          <w:lang w:val="en"/>
         </w:rPr>
       </w:pPr>
       <w:bookmarkStart w:id="5" w:name="_fcr2o2rzhabg" w:colFirst="0" w:colLast="0"/>
@@ -1800,22 +1860,14 @@
       <w:r>
         <w:rPr>
           <w:rFonts w:ascii="Segoe UI Emoji" w:eastAsia="Arial" w:hAnsi="Segoe UI Emoji" w:cs="Segoe UI Emoji"/>
-          <w:kern w:val="0"/>
-          <w:sz w:val="32"/>
-          <w:szCs w:val="32"/>
-          <w:lang w:val="en"/>
-          <w14:ligatures w14:val="none"/>
+          <w:lang w:val="en"/>
         </w:rPr>
         <w:t>🆚</w:t>
       </w:r>
       <w:r>
         <w:rPr>
-          <w:rFonts w:ascii="Arial" w:eastAsia="Arial" w:hAnsi="Arial" w:cs="Arial"/>
-          <w:kern w:val="0"/>
-          <w:sz w:val="32"/>
-          <w:szCs w:val="32"/>
-          <w:lang w:val="en"/>
-          <w14:ligatures w14:val="none"/>
+          <w:rFonts w:eastAsia="Arial"/>
+          <w:lang w:val="en"/>
         </w:rPr>
         <w:t xml:space="preserve"> Bridge vs Switch</w:t>
       </w:r>
@@ -1857,6 +1909,7 @@
         </w:rPr>
         <w:t xml:space="preserve">: </w:t>
       </w:r>
+      <w:proofErr w:type="spellStart"/>
       <w:r>
         <w:rPr>
           <w:rFonts w:ascii="Arial" w:eastAsia="Arial" w:hAnsi="Arial" w:cs="Arial"/>
@@ -1868,7 +1921,21 @@
           <w:lang w:val="en"/>
           <w14:ligatures w14:val="none"/>
         </w:rPr>
-        <w:t>Chatgpt (GPT</w:t>
+        <w:t>Chatgpt</w:t>
+      </w:r>
+      <w:proofErr w:type="spellEnd"/>
+      <w:r>
+        <w:rPr>
+          <w:rFonts w:ascii="Arial" w:eastAsia="Arial" w:hAnsi="Arial" w:cs="Arial"/>
+          <w:b/>
+          <w:kern w:val="0"/>
+          <w:sz w:val="22"/>
+          <w:szCs w:val="22"/>
+          <w:highlight w:val="darkGray"/>
+          <w:lang w:val="en"/>
+          <w14:ligatures w14:val="none"/>
+        </w:rPr>
+        <w:t xml:space="preserve"> (GPT</w:t>
       </w:r>
       <w:r>
         <w:rPr>
@@ -2196,6 +2263,7 @@
                 <w14:ligatures w14:val="none"/>
               </w:rPr>
             </w:pPr>
+            <w:proofErr w:type="gramStart"/>
             <w:r>
               <w:rPr>
                 <w:rFonts w:ascii="Roboto Mono" w:eastAsia="Roboto Mono" w:hAnsi="Roboto Mono" w:cs="Arial"/>
@@ -2204,7 +2272,18 @@
                 <w:lang w:val="en"/>
                 <w14:ligatures w14:val="none"/>
               </w:rPr>
-              <w:t>Typically 2–4</w:t>
+              <w:t>Typically</w:t>
+            </w:r>
+            <w:proofErr w:type="gramEnd"/>
+            <w:r>
+              <w:rPr>
+                <w:rFonts w:ascii="Roboto Mono" w:eastAsia="Roboto Mono" w:hAnsi="Roboto Mono" w:cs="Arial"/>
+                <w:kern w:val="0"/>
+                <w:szCs w:val="22"/>
+                <w:lang w:val="en"/>
+                <w14:ligatures w14:val="none"/>
+              </w:rPr>
+              <w:t xml:space="preserve"> 2–4</w:t>
             </w:r>
           </w:p>
         </w:tc>
@@ -2658,15 +2737,10 @@
     </w:p>
     <w:p>
       <w:pPr>
-        <w:spacing w:before="280" w:after="120" w:line="276" w:lineRule="auto"/>
-        <w:outlineLvl w:val="1"/>
-        <w:rPr>
-          <w:rFonts w:ascii="Arial" w:eastAsia="Arial" w:hAnsi="Arial" w:cs="Arial"/>
-          <w:kern w:val="0"/>
-          <w:sz w:val="32"/>
-          <w:szCs w:val="32"/>
-          <w:lang w:val="en"/>
-          <w14:ligatures w14:val="none"/>
+        <w:pStyle w:val="Heading2"/>
+        <w:rPr>
+          <w:rFonts w:eastAsia="Arial"/>
+          <w:lang w:val="en"/>
         </w:rPr>
       </w:pPr>
       <w:bookmarkStart w:id="6" w:name="_4o7k5psl3ljv" w:colFirst="0" w:colLast="0"/>
@@ -2674,22 +2748,14 @@
       <w:r>
         <w:rPr>
           <w:rFonts w:ascii="Segoe UI Emoji" w:eastAsia="Arial" w:hAnsi="Segoe UI Emoji" w:cs="Segoe UI Emoji"/>
-          <w:kern w:val="0"/>
-          <w:sz w:val="32"/>
-          <w:szCs w:val="32"/>
-          <w:lang w:val="en"/>
-          <w14:ligatures w14:val="none"/>
+          <w:lang w:val="en"/>
         </w:rPr>
         <w:t>🧠</w:t>
       </w:r>
       <w:r>
         <w:rPr>
-          <w:rFonts w:ascii="Arial" w:eastAsia="Arial" w:hAnsi="Arial" w:cs="Arial"/>
-          <w:kern w:val="0"/>
-          <w:sz w:val="32"/>
-          <w:szCs w:val="32"/>
-          <w:lang w:val="en"/>
-          <w14:ligatures w14:val="none"/>
+          <w:rFonts w:eastAsia="Arial"/>
+          <w:lang w:val="en"/>
         </w:rPr>
         <w:t xml:space="preserve"> Types of Bridges</w:t>
       </w:r>
@@ -2731,6 +2797,7 @@
         </w:rPr>
         <w:t xml:space="preserve">: </w:t>
       </w:r>
+      <w:proofErr w:type="spellStart"/>
       <w:r>
         <w:rPr>
           <w:rFonts w:ascii="Arial" w:eastAsia="Arial" w:hAnsi="Arial" w:cs="Arial"/>
@@ -2742,7 +2809,21 @@
           <w:lang w:val="en"/>
           <w14:ligatures w14:val="none"/>
         </w:rPr>
-        <w:t>Chatgpt (GPT</w:t>
+        <w:t>Chatgpt</w:t>
+      </w:r>
+      <w:proofErr w:type="spellEnd"/>
+      <w:r>
+        <w:rPr>
+          <w:rFonts w:ascii="Arial" w:eastAsia="Arial" w:hAnsi="Arial" w:cs="Arial"/>
+          <w:b/>
+          <w:kern w:val="0"/>
+          <w:sz w:val="22"/>
+          <w:szCs w:val="22"/>
+          <w:highlight w:val="darkGray"/>
+          <w:lang w:val="en"/>
+          <w14:ligatures w14:val="none"/>
+        </w:rPr>
+        <w:t xml:space="preserve"> (GPT</w:t>
       </w:r>
       <w:r>
         <w:rPr>
@@ -2981,6 +3062,7 @@
                 <w:lang w:val="en"/>
                 <w14:ligatures w14:val="none"/>
               </w:rPr>
+              <w:lastRenderedPageBreak/>
               <w:t>Local Bridge</w:t>
             </w:r>
           </w:p>
@@ -3228,15 +3310,10 @@
     </w:p>
     <w:p>
       <w:pPr>
-        <w:spacing w:before="280" w:after="120" w:line="276" w:lineRule="auto"/>
-        <w:outlineLvl w:val="1"/>
-        <w:rPr>
-          <w:rFonts w:ascii="Arial" w:eastAsia="Arial" w:hAnsi="Arial" w:cs="Arial"/>
-          <w:kern w:val="0"/>
-          <w:sz w:val="32"/>
-          <w:szCs w:val="32"/>
-          <w:lang w:val="en"/>
-          <w14:ligatures w14:val="none"/>
+        <w:pStyle w:val="Heading2"/>
+        <w:rPr>
+          <w:rFonts w:ascii="Arial" w:eastAsia="Arial" w:hAnsi="Arial" w:cs="Arial"/>
+          <w:lang w:val="en"/>
         </w:rPr>
       </w:pPr>
       <w:bookmarkStart w:id="7" w:name="_1xn6w9v3yllm" w:colFirst="0" w:colLast="0"/>
@@ -3244,22 +3321,14 @@
       <w:r>
         <w:rPr>
           <w:rFonts w:ascii="Segoe UI Emoji" w:eastAsia="Arial Unicode MS" w:hAnsi="Segoe UI Emoji" w:cs="Segoe UI Emoji"/>
-          <w:kern w:val="0"/>
-          <w:sz w:val="32"/>
-          <w:szCs w:val="32"/>
-          <w:lang w:val="en"/>
-          <w14:ligatures w14:val="none"/>
+          <w:lang w:val="en"/>
         </w:rPr>
         <w:t>✅</w:t>
       </w:r>
       <w:r>
         <w:rPr>
-          <w:rFonts w:ascii="Arial Unicode MS" w:eastAsia="Arial Unicode MS" w:hAnsi="Arial Unicode MS" w:cs="Arial Unicode MS"/>
-          <w:kern w:val="0"/>
-          <w:sz w:val="32"/>
-          <w:szCs w:val="32"/>
-          <w:lang w:val="en"/>
-          <w14:ligatures w14:val="none"/>
+          <w:rFonts w:eastAsia="Arial Unicode MS"/>
+          <w:lang w:val="en"/>
         </w:rPr>
         <w:t xml:space="preserve"> Benefits</w:t>
       </w:r>
@@ -3301,6 +3370,7 @@
         </w:rPr>
         <w:t xml:space="preserve">: </w:t>
       </w:r>
+      <w:proofErr w:type="spellStart"/>
       <w:r>
         <w:rPr>
           <w:rFonts w:ascii="Arial" w:eastAsia="Arial" w:hAnsi="Arial" w:cs="Arial"/>
@@ -3312,7 +3382,21 @@
           <w:lang w:val="en"/>
           <w14:ligatures w14:val="none"/>
         </w:rPr>
-        <w:t>Chatgpt (GPT</w:t>
+        <w:t>Chatgpt</w:t>
+      </w:r>
+      <w:proofErr w:type="spellEnd"/>
+      <w:r>
+        <w:rPr>
+          <w:rFonts w:ascii="Arial" w:eastAsia="Arial" w:hAnsi="Arial" w:cs="Arial"/>
+          <w:b/>
+          <w:kern w:val="0"/>
+          <w:sz w:val="22"/>
+          <w:szCs w:val="22"/>
+          <w:highlight w:val="darkGray"/>
+          <w:lang w:val="en"/>
+          <w14:ligatures w14:val="none"/>
+        </w:rPr>
+        <w:t xml:space="preserve"> (GPT</w:t>
       </w:r>
       <w:r>
         <w:rPr>
@@ -3509,15 +3593,10 @@
     </w:p>
     <w:p>
       <w:pPr>
-        <w:spacing w:before="280" w:after="120" w:line="276" w:lineRule="auto"/>
-        <w:outlineLvl w:val="1"/>
-        <w:rPr>
-          <w:rFonts w:ascii="Arial" w:eastAsia="Arial" w:hAnsi="Arial" w:cs="Arial"/>
-          <w:kern w:val="0"/>
-          <w:sz w:val="32"/>
-          <w:szCs w:val="32"/>
-          <w:lang w:val="en"/>
-          <w14:ligatures w14:val="none"/>
+        <w:pStyle w:val="Heading2"/>
+        <w:rPr>
+          <w:rFonts w:ascii="Arial" w:eastAsia="Arial" w:hAnsi="Arial" w:cs="Arial"/>
+          <w:lang w:val="en"/>
         </w:rPr>
       </w:pPr>
       <w:bookmarkStart w:id="8" w:name="_61bl1kdbxop5" w:colFirst="0" w:colLast="0"/>
@@ -3525,22 +3604,14 @@
       <w:r>
         <w:rPr>
           <w:rFonts w:ascii="Segoe UI Emoji" w:eastAsia="Arial Unicode MS" w:hAnsi="Segoe UI Emoji" w:cs="Segoe UI Emoji"/>
-          <w:kern w:val="0"/>
-          <w:sz w:val="32"/>
-          <w:szCs w:val="32"/>
-          <w:lang w:val="en"/>
-          <w14:ligatures w14:val="none"/>
+          <w:lang w:val="en"/>
         </w:rPr>
         <w:t>❌</w:t>
       </w:r>
       <w:r>
         <w:rPr>
-          <w:rFonts w:ascii="Arial Unicode MS" w:eastAsia="Arial Unicode MS" w:hAnsi="Arial Unicode MS" w:cs="Arial Unicode MS"/>
-          <w:kern w:val="0"/>
-          <w:sz w:val="32"/>
-          <w:szCs w:val="32"/>
-          <w:lang w:val="en"/>
-          <w14:ligatures w14:val="none"/>
+          <w:rFonts w:eastAsia="Arial Unicode MS"/>
+          <w:lang w:val="en"/>
         </w:rPr>
         <w:t xml:space="preserve"> Limitations</w:t>
       </w:r>
@@ -3582,6 +3653,7 @@
         </w:rPr>
         <w:t xml:space="preserve">: </w:t>
       </w:r>
+      <w:proofErr w:type="spellStart"/>
       <w:r>
         <w:rPr>
           <w:rFonts w:ascii="Arial" w:eastAsia="Arial" w:hAnsi="Arial" w:cs="Arial"/>
@@ -3593,7 +3665,21 @@
           <w:lang w:val="en"/>
           <w14:ligatures w14:val="none"/>
         </w:rPr>
-        <w:t>Chatgpt (GPT</w:t>
+        <w:t>Chatgpt</w:t>
+      </w:r>
+      <w:proofErr w:type="spellEnd"/>
+      <w:r>
+        <w:rPr>
+          <w:rFonts w:ascii="Arial" w:eastAsia="Arial" w:hAnsi="Arial" w:cs="Arial"/>
+          <w:b/>
+          <w:kern w:val="0"/>
+          <w:sz w:val="22"/>
+          <w:szCs w:val="22"/>
+          <w:highlight w:val="darkGray"/>
+          <w:lang w:val="en"/>
+          <w14:ligatures w14:val="none"/>
+        </w:rPr>
+        <w:t xml:space="preserve"> (GPT</w:t>
       </w:r>
       <w:r>
         <w:rPr>
@@ -3790,15 +3876,10 @@
     </w:p>
     <w:p>
       <w:pPr>
-        <w:spacing w:before="280" w:after="120" w:line="276" w:lineRule="auto"/>
-        <w:outlineLvl w:val="1"/>
-        <w:rPr>
-          <w:rFonts w:ascii="Arial" w:eastAsia="Arial" w:hAnsi="Arial" w:cs="Arial"/>
-          <w:kern w:val="0"/>
-          <w:sz w:val="32"/>
-          <w:szCs w:val="32"/>
-          <w:lang w:val="en"/>
-          <w14:ligatures w14:val="none"/>
+        <w:pStyle w:val="Heading2"/>
+        <w:rPr>
+          <w:rFonts w:eastAsia="Arial"/>
+          <w:lang w:val="en"/>
         </w:rPr>
       </w:pPr>
       <w:bookmarkStart w:id="9" w:name="_gl0u39qm2rn6" w:colFirst="0" w:colLast="0"/>
@@ -3806,22 +3887,14 @@
       <w:r>
         <w:rPr>
           <w:rFonts w:ascii="Segoe UI Emoji" w:eastAsia="Arial" w:hAnsi="Segoe UI Emoji" w:cs="Segoe UI Emoji"/>
-          <w:kern w:val="0"/>
-          <w:sz w:val="32"/>
-          <w:szCs w:val="32"/>
-          <w:lang w:val="en"/>
-          <w14:ligatures w14:val="none"/>
+          <w:lang w:val="en"/>
         </w:rPr>
         <w:t>📌</w:t>
       </w:r>
       <w:r>
         <w:rPr>
-          <w:rFonts w:ascii="Arial" w:eastAsia="Arial" w:hAnsi="Arial" w:cs="Arial"/>
-          <w:kern w:val="0"/>
-          <w:sz w:val="32"/>
-          <w:szCs w:val="32"/>
-          <w:lang w:val="en"/>
-          <w14:ligatures w14:val="none"/>
+          <w:rFonts w:eastAsia="Arial"/>
+          <w:lang w:val="en"/>
         </w:rPr>
         <w:t xml:space="preserve"> Summary</w:t>
       </w:r>
@@ -3863,6 +3936,7 @@
         </w:rPr>
         <w:t xml:space="preserve">: </w:t>
       </w:r>
+      <w:proofErr w:type="spellStart"/>
       <w:r>
         <w:rPr>
           <w:rFonts w:ascii="Arial" w:eastAsia="Arial" w:hAnsi="Arial" w:cs="Arial"/>
@@ -3874,7 +3948,21 @@
           <w:lang w:val="en"/>
           <w14:ligatures w14:val="none"/>
         </w:rPr>
-        <w:t>Chatgpt (GPT</w:t>
+        <w:t>Chatgpt</w:t>
+      </w:r>
+      <w:proofErr w:type="spellEnd"/>
+      <w:r>
+        <w:rPr>
+          <w:rFonts w:ascii="Arial" w:eastAsia="Arial" w:hAnsi="Arial" w:cs="Arial"/>
+          <w:b/>
+          <w:kern w:val="0"/>
+          <w:sz w:val="22"/>
+          <w:szCs w:val="22"/>
+          <w:highlight w:val="darkGray"/>
+          <w:lang w:val="en"/>
+          <w14:ligatures w14:val="none"/>
+        </w:rPr>
+        <w:t xml:space="preserve"> (GPT</w:t>
       </w:r>
       <w:r>
         <w:rPr>
@@ -3925,6 +4013,7 @@
           <w:lang w:val="en"/>
           <w14:ligatures w14:val="none"/>
         </w:rPr>
+        <w:lastRenderedPageBreak/>
         <w:drawing>
           <wp:inline distT="114300" distB="114300" distL="114300" distR="114300" wp14:anchorId="354158B7" wp14:editId="26F52632">
             <wp:extent cx="5943600" cy="1270000"/>
@@ -5301,7 +5390,6 @@
     <w:next w:val="Normal"/>
     <w:link w:val="Heading2Char"/>
     <w:uiPriority w:val="9"/>
-    <w:semiHidden/>
     <w:unhideWhenUsed/>
     <w:qFormat/>
     <w:rsid w:val="00A02582"/>
@@ -5518,7 +5606,6 @@
     <w:basedOn w:val="DefaultParagraphFont"/>
     <w:link w:val="Heading2"/>
     <w:uiPriority w:val="9"/>
-    <w:semiHidden/>
     <w:rsid w:val="00A02582"/>
     <w:rPr>
       <w:rFonts w:asciiTheme="majorHAnsi" w:eastAsiaTheme="majorEastAsia" w:hAnsiTheme="majorHAnsi" w:cstheme="majorBidi"/>
